--- a/soft-skills/extracted-notes/soft-skills-part-1.docx
+++ b/soft-skills/extracted-notes/soft-skills-part-1.docx
@@ -6,26 +6,7 @@
       <w:pPr>
         <w:pStyle w:val="Heading1"/>
       </w:pPr>
-      <w:r>
-        <w:t>Professional - Misc.</w:t>
-      </w:r>
     </w:p>
-    <w:p>
-      <w:pPr>
-        <w:pStyle w:val="ListParagraph"/>
-        <w:numPr>
-          <w:ilvl w:val="0"/>
-          <w:numId w:val="1"/>
-        </w:numPr>
-      </w:pPr>
-      <w:r>
-        <w:t>M</w:t>
-      </w:r>
-      <w:r>
-        <w:t>anagers mentally bucket employees into - (low noise, low ambition), (high noise, emotional), (strategic, growth-oriented)</w:t>
-      </w:r>
-    </w:p>
-    <w:p/>
     <w:sectPr>
       <w:pgSz w:w="12240" w:h="15840"/>
       <w:pgMar w:top="720" w:right="720" w:bottom="720" w:left="720" w:header="720" w:footer="720" w:gutter="0"/>

--- a/soft-skills/extracted-notes/soft-skills-part-1.docx
+++ b/soft-skills/extracted-notes/soft-skills-part-1.docx
@@ -6,7 +6,206 @@
       <w:pPr>
         <w:pStyle w:val="Heading1"/>
       </w:pPr>
+      <w:r>
+        <w:t>Visual Communication: Creating Engaging and Effective Technical Diagrams</w:t>
+      </w:r>
     </w:p>
+    <w:p>
+      <w:r>
+        <w:t xml:space="preserve">Common tools used to create diagrams – </w:t>
+      </w:r>
+      <w:proofErr w:type="spellStart"/>
+      <w:r>
+        <w:t>miro</w:t>
+      </w:r>
+      <w:proofErr w:type="spellEnd"/>
+      <w:r>
+        <w:t xml:space="preserve">, </w:t>
+      </w:r>
+      <w:proofErr w:type="spellStart"/>
+      <w:r>
+        <w:t>figma</w:t>
+      </w:r>
+      <w:proofErr w:type="spellEnd"/>
+      <w:r>
+        <w:t xml:space="preserve">, diagrams.net, Microsoft </w:t>
+      </w:r>
+      <w:proofErr w:type="spellStart"/>
+      <w:r>
+        <w:t>visio</w:t>
+      </w:r>
+      <w:proofErr w:type="spellEnd"/>
+      <w:r>
+        <w:t xml:space="preserve">, lucid chart, smart draw, </w:t>
+      </w:r>
+      <w:proofErr w:type="spellStart"/>
+      <w:r>
+        <w:t>onni</w:t>
+      </w:r>
+      <w:proofErr w:type="spellEnd"/>
+      <w:r>
+        <w:t xml:space="preserve"> </w:t>
+      </w:r>
+      <w:proofErr w:type="spellStart"/>
+      <w:r>
+        <w:t>graffle</w:t>
+      </w:r>
+      <w:proofErr w:type="spellEnd"/>
+      <w:r>
+        <w:t xml:space="preserve">, Microsoft </w:t>
+      </w:r>
+      <w:proofErr w:type="spellStart"/>
+      <w:r>
+        <w:t>powerpoint</w:t>
+      </w:r>
+      <w:proofErr w:type="spellEnd"/>
+      <w:r>
+        <w:t>.</w:t>
+      </w:r>
+    </w:p>
+    <w:p>
+      <w:r>
+        <w:t>Three common diagram types – structural, behavioral, interaction –</w:t>
+      </w:r>
+    </w:p>
+    <w:p>
+      <w:r>
+        <w:drawing>
+          <wp:inline distT="0" distB="0" distL="0" distR="0" wp14:anchorId="206C59D4" wp14:editId="3044CF91">
+            <wp:extent cx="5444197" cy="1726516"/>
+            <wp:effectExtent l="0" t="0" r="4445" b="7620"/>
+            <wp:docPr id="1694287539" name="Picture 1"/>
+            <wp:cNvGraphicFramePr>
+              <a:graphicFrameLocks xmlns:a="http://schemas.openxmlformats.org/drawingml/2006/main" noChangeAspect="1"/>
+            </wp:cNvGraphicFramePr>
+            <a:graphic xmlns:a="http://schemas.openxmlformats.org/drawingml/2006/main">
+              <a:graphicData uri="http://schemas.openxmlformats.org/drawingml/2006/picture">
+                <pic:pic xmlns:pic="http://schemas.openxmlformats.org/drawingml/2006/picture">
+                  <pic:nvPicPr>
+                    <pic:cNvPr id="1694287539" name=""/>
+                    <pic:cNvPicPr/>
+                  </pic:nvPicPr>
+                  <pic:blipFill>
+                    <a:blip r:embed="rId5"/>
+                    <a:stretch>
+                      <a:fillRect/>
+                    </a:stretch>
+                  </pic:blipFill>
+                  <pic:spPr>
+                    <a:xfrm>
+                      <a:off x="0" y="0"/>
+                      <a:ext cx="5456395" cy="1730384"/>
+                    </a:xfrm>
+                    <a:prstGeom prst="rect">
+                      <a:avLst/>
+                    </a:prstGeom>
+                  </pic:spPr>
+                </pic:pic>
+              </a:graphicData>
+            </a:graphic>
+          </wp:inline>
+        </w:drawing>
+      </w:r>
+    </w:p>
+    <w:p>
+      <w:r>
+        <w:t>Common nodes in diagram –</w:t>
+      </w:r>
+    </w:p>
+    <w:p>
+      <w:r>
+        <w:drawing>
+          <wp:inline distT="0" distB="0" distL="0" distR="0" wp14:anchorId="6F0335F4" wp14:editId="3A8A2FA8">
+            <wp:extent cx="5366825" cy="1550416"/>
+            <wp:effectExtent l="0" t="0" r="5715" b="0"/>
+            <wp:docPr id="305293722" name="Picture 1"/>
+            <wp:cNvGraphicFramePr>
+              <a:graphicFrameLocks xmlns:a="http://schemas.openxmlformats.org/drawingml/2006/main" noChangeAspect="1"/>
+            </wp:cNvGraphicFramePr>
+            <a:graphic xmlns:a="http://schemas.openxmlformats.org/drawingml/2006/main">
+              <a:graphicData uri="http://schemas.openxmlformats.org/drawingml/2006/picture">
+                <pic:pic xmlns:pic="http://schemas.openxmlformats.org/drawingml/2006/picture">
+                  <pic:nvPicPr>
+                    <pic:cNvPr id="305293722" name=""/>
+                    <pic:cNvPicPr/>
+                  </pic:nvPicPr>
+                  <pic:blipFill>
+                    <a:blip r:embed="rId6"/>
+                    <a:stretch>
+                      <a:fillRect/>
+                    </a:stretch>
+                  </pic:blipFill>
+                  <pic:spPr>
+                    <a:xfrm>
+                      <a:off x="0" y="0"/>
+                      <a:ext cx="5381339" cy="1554609"/>
+                    </a:xfrm>
+                    <a:prstGeom prst="rect">
+                      <a:avLst/>
+                    </a:prstGeom>
+                  </pic:spPr>
+                </pic:pic>
+              </a:graphicData>
+            </a:graphic>
+          </wp:inline>
+        </w:drawing>
+      </w:r>
+    </w:p>
+    <w:p>
+      <w:r>
+        <w:t>Common connectors in diagram –</w:t>
+      </w:r>
+    </w:p>
+    <w:p>
+      <w:r>
+        <w:drawing>
+          <wp:inline distT="0" distB="0" distL="0" distR="0" wp14:anchorId="4E1E413A" wp14:editId="1434E3CA">
+            <wp:extent cx="3489895" cy="2489982"/>
+            <wp:effectExtent l="0" t="0" r="0" b="5715"/>
+            <wp:docPr id="30623132" name="Picture 1"/>
+            <wp:cNvGraphicFramePr>
+              <a:graphicFrameLocks xmlns:a="http://schemas.openxmlformats.org/drawingml/2006/main" noChangeAspect="1"/>
+            </wp:cNvGraphicFramePr>
+            <a:graphic xmlns:a="http://schemas.openxmlformats.org/drawingml/2006/main">
+              <a:graphicData uri="http://schemas.openxmlformats.org/drawingml/2006/picture">
+                <pic:pic xmlns:pic="http://schemas.openxmlformats.org/drawingml/2006/picture">
+                  <pic:nvPicPr>
+                    <pic:cNvPr id="30623132" name=""/>
+                    <pic:cNvPicPr/>
+                  </pic:nvPicPr>
+                  <pic:blipFill>
+                    <a:blip r:embed="rId7"/>
+                    <a:stretch>
+                      <a:fillRect/>
+                    </a:stretch>
+                  </pic:blipFill>
+                  <pic:spPr>
+                    <a:xfrm>
+                      <a:off x="0" y="0"/>
+                      <a:ext cx="3497996" cy="2495762"/>
+                    </a:xfrm>
+                    <a:prstGeom prst="rect">
+                      <a:avLst/>
+                    </a:prstGeom>
+                  </pic:spPr>
+                </pic:pic>
+              </a:graphicData>
+            </a:graphic>
+          </wp:inline>
+        </w:drawing>
+      </w:r>
+    </w:p>
+    <w:p/>
+    <w:p/>
+    <w:p/>
+    <w:p/>
+    <w:p/>
+    <w:p/>
+    <w:p/>
+    <w:p/>
+    <w:p/>
+    <w:p/>
+    <w:p/>
     <w:sectPr>
       <w:pgSz w:w="12240" w:h="15840"/>
       <w:pgMar w:top="720" w:right="720" w:bottom="720" w:left="720" w:header="720" w:footer="720" w:gutter="0"/>
@@ -742,7 +941,6 @@
   <w:style w:type="character" w:default="1" w:styleId="DefaultParagraphFont">
     <w:name w:val="Default Paragraph Font"/>
     <w:uiPriority w:val="1"/>
-    <w:semiHidden/>
     <w:unhideWhenUsed/>
   </w:style>
   <w:style w:type="table" w:default="1" w:styleId="TableNormal">

--- a/soft-skills/extracted-notes/soft-skills-part-1.docx
+++ b/soft-skills/extracted-notes/soft-skills-part-1.docx
@@ -14,51 +14,33 @@
       <w:r>
         <w:t xml:space="preserve">Common tools used to create diagrams – </w:t>
       </w:r>
-      <w:proofErr w:type="spellStart"/>
-      <w:r>
-        <w:t>miro</w:t>
-      </w:r>
-      <w:proofErr w:type="spellEnd"/>
+      <w:r>
+        <w:t>Miro</w:t>
+      </w:r>
       <w:r>
         <w:t xml:space="preserve">, </w:t>
       </w:r>
-      <w:proofErr w:type="spellStart"/>
-      <w:r>
-        <w:t>figma</w:t>
-      </w:r>
-      <w:proofErr w:type="spellEnd"/>
+      <w:r>
+        <w:t>Figma</w:t>
+      </w:r>
       <w:r>
         <w:t xml:space="preserve">, diagrams.net, Microsoft </w:t>
       </w:r>
-      <w:proofErr w:type="spellStart"/>
-      <w:r>
-        <w:t>visio</w:t>
-      </w:r>
-      <w:proofErr w:type="spellEnd"/>
+      <w:r>
+        <w:t>Visio</w:t>
+      </w:r>
       <w:r>
         <w:t xml:space="preserve">, lucid chart, smart draw, </w:t>
       </w:r>
-      <w:proofErr w:type="spellStart"/>
-      <w:r>
-        <w:t>onni</w:t>
-      </w:r>
-      <w:proofErr w:type="spellEnd"/>
-      <w:r>
-        <w:t xml:space="preserve"> </w:t>
-      </w:r>
-      <w:proofErr w:type="spellStart"/>
-      <w:r>
-        <w:t>graffle</w:t>
-      </w:r>
-      <w:proofErr w:type="spellEnd"/>
+      <w:r>
+        <w:t>OmniGraffle</w:t>
+      </w:r>
       <w:r>
         <w:t xml:space="preserve">, Microsoft </w:t>
       </w:r>
-      <w:proofErr w:type="spellStart"/>
-      <w:r>
-        <w:t>powerpoint</w:t>
-      </w:r>
-      <w:proofErr w:type="spellEnd"/>
+      <w:r>
+        <w:t>PowerPoint</w:t>
+      </w:r>
       <w:r>
         <w:t>.</w:t>
       </w:r>
@@ -70,6 +52,9 @@
     </w:p>
     <w:p>
       <w:r>
+        <w:rPr>
+          <w:noProof/>
+        </w:rPr>
         <w:drawing>
           <wp:inline distT="0" distB="0" distL="0" distR="0" wp14:anchorId="206C59D4" wp14:editId="3044CF91">
             <wp:extent cx="5444197" cy="1726516"/>
@@ -114,9 +99,12 @@
     </w:p>
     <w:p>
       <w:r>
+        <w:rPr>
+          <w:noProof/>
+        </w:rPr>
         <w:drawing>
-          <wp:inline distT="0" distB="0" distL="0" distR="0" wp14:anchorId="6F0335F4" wp14:editId="3A8A2FA8">
-            <wp:extent cx="5366825" cy="1550416"/>
+          <wp:inline distT="0" distB="0" distL="0" distR="0" wp14:anchorId="6F0335F4" wp14:editId="2A03E2C2">
+            <wp:extent cx="4166483" cy="1203651"/>
             <wp:effectExtent l="0" t="0" r="5715" b="0"/>
             <wp:docPr id="305293722" name="Picture 1"/>
             <wp:cNvGraphicFramePr>
@@ -138,7 +126,7 @@
                   <pic:spPr>
                     <a:xfrm>
                       <a:off x="0" y="0"/>
-                      <a:ext cx="5381339" cy="1554609"/>
+                      <a:ext cx="4195048" cy="1211903"/>
                     </a:xfrm>
                     <a:prstGeom prst="rect">
                       <a:avLst/>
@@ -158,10 +146,13 @@
     </w:p>
     <w:p>
       <w:r>
+        <w:rPr>
+          <w:noProof/>
+        </w:rPr>
         <w:drawing>
-          <wp:inline distT="0" distB="0" distL="0" distR="0" wp14:anchorId="4E1E413A" wp14:editId="1434E3CA">
-            <wp:extent cx="3489895" cy="2489982"/>
-            <wp:effectExtent l="0" t="0" r="0" b="5715"/>
+          <wp:inline distT="0" distB="0" distL="0" distR="0" wp14:anchorId="4E1E413A" wp14:editId="51A45E74">
+            <wp:extent cx="2878372" cy="2053670"/>
+            <wp:effectExtent l="0" t="0" r="0" b="3810"/>
             <wp:docPr id="30623132" name="Picture 1"/>
             <wp:cNvGraphicFramePr>
               <a:graphicFrameLocks xmlns:a="http://schemas.openxmlformats.org/drawingml/2006/main" noChangeAspect="1"/>
@@ -182,7 +173,7 @@
                   <pic:spPr>
                     <a:xfrm>
                       <a:off x="0" y="0"/>
-                      <a:ext cx="3497996" cy="2495762"/>
+                      <a:ext cx="2890908" cy="2062615"/>
                     </a:xfrm>
                     <a:prstGeom prst="rect">
                       <a:avLst/>
@@ -195,16 +186,6 @@
         </w:drawing>
       </w:r>
     </w:p>
-    <w:p/>
-    <w:p/>
-    <w:p/>
-    <w:p/>
-    <w:p/>
-    <w:p/>
-    <w:p/>
-    <w:p/>
-    <w:p/>
-    <w:p/>
     <w:p/>
     <w:sectPr>
       <w:pgSz w:w="12240" w:h="15840"/>
@@ -941,6 +922,7 @@
   <w:style w:type="character" w:default="1" w:styleId="DefaultParagraphFont">
     <w:name w:val="Default Paragraph Font"/>
     <w:uiPriority w:val="1"/>
+    <w:semiHidden/>
     <w:unhideWhenUsed/>
   </w:style>
   <w:style w:type="table" w:default="1" w:styleId="TableNormal">
